--- a/data/modelos/tdr_tipoC_.docx
+++ b/data/modelos/tdr_tipoC_.docx
@@ -3166,18 +3166,6 @@
         </w:rPr>
         <w:t>Director Ejecutivo del Centro de Idiomas de la UNMSM</w:t>
       </w:r>
-    </w:p>
-    <w:p>
-      <w:pPr>
-        <w:pStyle w:val="Textoindependiente"/>
-        <w:spacing w:line="276" w:lineRule="auto"/>
-        <w:jc w:val="center"/>
-        <w:rPr>
-          <w:rFonts w:ascii="Garamond" w:hAnsi="Garamond"/>
-          <w:sz w:val="24"/>
-          <w:szCs w:val="22"/>
-        </w:rPr>
-      </w:pPr>
     </w:p>
     <w:sectPr>
       <w:headerReference w:type="default" r:id="rId7"/>

--- a/data/modelos/tdr_tipoC_.docx
+++ b/data/modelos/tdr_tipoC_.docx
@@ -887,6 +887,7 @@
             <w:pPr>
               <w:pStyle w:val="TableParagraph"/>
               <w:spacing w:before="1" w:line="247" w:lineRule="auto"/>
+              <w:jc w:val="both"/>
               <w:rPr>
                 <w:rFonts w:ascii="Garamond" w:hAnsi="Garamond"/>
                 <w:sz w:val="20"/>
@@ -983,6 +984,7 @@
             <w:pPr>
               <w:pStyle w:val="TableParagraph"/>
               <w:spacing w:line="247" w:lineRule="auto"/>
+              <w:jc w:val="both"/>
               <w:rPr>
                 <w:rFonts w:ascii="Garamond" w:hAnsi="Garamond"/>
                 <w:sz w:val="20"/>
@@ -1220,6 +1222,7 @@
             <w:pPr>
               <w:pStyle w:val="TableParagraph"/>
               <w:spacing w:before="1"/>
+              <w:jc w:val="both"/>
               <w:rPr>
                 <w:rFonts w:ascii="Garamond" w:hAnsi="Garamond"/>
                 <w:sz w:val="20"/>
@@ -2133,8 +2136,16 @@
           <w:b w:val="0"/>
           <w:bCs w:val="0"/>
         </w:rPr>
+        <w:t xml:space="preserve">En tal sentido, el contratista deberá dar cumplimiento a todas las políticas y estándares impartidas por la Facultad de </w:t>
+      </w:r>
+      <w:r>
+        <w:rPr>
+          <w:rFonts w:ascii="Garamond" w:hAnsi="Garamond"/>
+          <w:b w:val="0"/>
+          <w:bCs w:val="0"/>
+        </w:rPr>
         <w:lastRenderedPageBreak/>
-        <w:t>En tal sentido, el contratista deberá dar cumplimiento a todas las políticas y estándares impartidas por la Facultad de Letras y Ciencias Humanas en materia de seguridad de la información. Dicha obligación comprende la información que se le entrega, así como la que genera durante la ejecución de las prestaciones y la información producida una vez que se haya concluido las prestaciones. Dicha información puede consistir en informes, oficios, resoluciones, presupuestos, recomendaciones y demás documentos e información compilados o recibidos por el contratista.</w:t>
+        <w:t>Letras y Ciencias Humanas en materia de seguridad de la información. Dicha obligación comprende la información que se le entrega, así como la que genera durante la ejecución de las prestaciones y la información producida una vez que se haya concluido las prestaciones. Dicha información puede consistir en informes, oficios, resoluciones, presupuestos, recomendaciones y demás documentos e información compilados o recibidos por el contratista.</w:t>
       </w:r>
     </w:p>
     <w:p>

--- a/data/modelos/tdr_tipoC_.docx
+++ b/data/modelos/tdr_tipoC_.docx
@@ -1400,19 +1400,14 @@
         </w:rPr>
         <w:t>Contar con registro nacional de proveedores (RNP): Vigente (servicios).</w:t>
       </w:r>
-    </w:p>
-    <w:p>
-      <w:pPr>
-        <w:pStyle w:val="Textoindependiente"/>
-        <w:spacing w:before="3"/>
-        <w:ind w:right="69"/>
-        <w:jc w:val="both"/>
+      <w:r>
         <w:rPr>
           <w:rFonts w:ascii="Garamond" w:eastAsia="Arial" w:hAnsi="Garamond" w:cs="Arial"/>
           <w:bCs/>
           <w:spacing w:val="-2"/>
         </w:rPr>
-      </w:pPr>
+        <w:t xml:space="preserve"> </w:t>
+      </w:r>
       <w:r>
         <w:rPr>
           <w:rFonts w:ascii="Garamond" w:eastAsia="Arial" w:hAnsi="Garamond" w:cs="Arial"/>
@@ -1969,7 +1964,7 @@
         <w:tabs>
           <w:tab w:val="left" w:pos="567"/>
         </w:tabs>
-        <w:spacing w:before="0" w:line="276" w:lineRule="auto"/>
+        <w:spacing w:before="0" w:after="240" w:line="276" w:lineRule="auto"/>
         <w:ind w:left="0" w:firstLine="0"/>
         <w:rPr>
           <w:rFonts w:ascii="Garamond" w:hAnsi="Garamond"/>
@@ -2136,16 +2131,8 @@
           <w:b w:val="0"/>
           <w:bCs w:val="0"/>
         </w:rPr>
-        <w:t xml:space="preserve">En tal sentido, el contratista deberá dar cumplimiento a todas las políticas y estándares impartidas por la Facultad de </w:t>
-      </w:r>
-      <w:r>
-        <w:rPr>
-          <w:rFonts w:ascii="Garamond" w:hAnsi="Garamond"/>
-          <w:b w:val="0"/>
-          <w:bCs w:val="0"/>
-        </w:rPr>
         <w:lastRenderedPageBreak/>
-        <w:t>Letras y Ciencias Humanas en materia de seguridad de la información. Dicha obligación comprende la información que se le entrega, así como la que genera durante la ejecución de las prestaciones y la información producida una vez que se haya concluido las prestaciones. Dicha información puede consistir en informes, oficios, resoluciones, presupuestos, recomendaciones y demás documentos e información compilados o recibidos por el contratista.</w:t>
+        <w:t>En tal sentido, el contratista deberá dar cumplimiento a todas las políticas y estándares impartidas por la Facultad de Letras y Ciencias Humanas en materia de seguridad de la información. Dicha obligación comprende la información que se le entrega, así como la que genera durante la ejecución de las prestaciones y la información producida una vez que se haya concluido las prestaciones. Dicha información puede consistir en informes, oficios, resoluciones, presupuestos, recomendaciones y demás documentos e información compilados o recibidos por el contratista.</w:t>
       </w:r>
     </w:p>
     <w:p>
